--- a/Quiz/Lecture 3 Quiz.docx
+++ b/Quiz/Lecture 3 Quiz.docx
@@ -33,15 +33,7 @@
           <w:sz w:val="36"/>
           <w:szCs w:val="36"/>
         </w:rPr>
-        <w:t xml:space="preserve"> Links</w:t>
-      </w:r>
-      <w:r>
-        <w:rPr>
-          <w:b/>
-          <w:sz w:val="36"/>
-          <w:szCs w:val="36"/>
-        </w:rPr>
-        <w:t xml:space="preserve"> Quiz</w:t>
+        <w:t xml:space="preserve"> Links Quiz</w:t>
       </w:r>
     </w:p>
     <w:p>
@@ -100,6 +92,12 @@
           <w:sz w:val="22"/>
         </w:rPr>
         <w:br/>
+      </w:r>
+      <w:r>
+        <w:rPr>
+          <w:rFonts w:ascii="Times New Roman" w:hAnsi="Times New Roman" w:cs="Times New Roman"/>
+          <w:sz w:val="22"/>
+        </w:rPr>
         <w:t>D) Frequency, modulation, and signal strength</w:t>
       </w:r>
     </w:p>
@@ -135,7 +133,15 @@
           <w:b/>
           <w:sz w:val="22"/>
         </w:rPr>
-        <w:t>2. What does bandwidth measure in a communication link?</w:t>
+        <w:t>2</w:t>
+      </w:r>
+      <w:r>
+        <w:rPr>
+          <w:rFonts w:ascii="Times New Roman" w:hAnsi="Times New Roman" w:cs="Times New Roman"/>
+          <w:b/>
+          <w:sz w:val="22"/>
+        </w:rPr>
+        <w:t>. What does bandwidth measure in a communication link?</w:t>
       </w:r>
       <w:bookmarkEnd w:id="1"/>
     </w:p>
@@ -211,7 +217,15 @@
           <w:b/>
           <w:sz w:val="22"/>
         </w:rPr>
-        <w:t>3. What is propagation delay?</w:t>
+        <w:t>3</w:t>
+      </w:r>
+      <w:r>
+        <w:rPr>
+          <w:rFonts w:ascii="Times New Roman" w:hAnsi="Times New Roman" w:cs="Times New Roman"/>
+          <w:b/>
+          <w:sz w:val="22"/>
+        </w:rPr>
+        <w:t>. What is propagation delay?</w:t>
       </w:r>
       <w:bookmarkEnd w:id="2"/>
     </w:p>
@@ -287,7 +301,15 @@
           <w:b/>
           <w:sz w:val="22"/>
         </w:rPr>
-        <w:t>4. What is the bandwidth-delay product?</w:t>
+        <w:t>4</w:t>
+      </w:r>
+      <w:r>
+        <w:rPr>
+          <w:rFonts w:ascii="Times New Roman" w:hAnsi="Times New Roman" w:cs="Times New Roman"/>
+          <w:b/>
+          <w:sz w:val="22"/>
+        </w:rPr>
+        <w:t>. What is the bandwidth-delay product?</w:t>
       </w:r>
       <w:bookmarkEnd w:id="3"/>
     </w:p>
@@ -345,7 +367,7 @@
           <w:b/>
           <w:sz w:val="22"/>
         </w:rPr>
-        <w:t>ANS:</w:t>
+        <w:t xml:space="preserve">ANS: </w:t>
       </w:r>
     </w:p>
     <w:p>
@@ -363,7 +385,33 @@
           <w:b/>
           <w:sz w:val="22"/>
         </w:rPr>
-        <w:t>5. For an 800-bit packet on a link with bandwidth = 1 Mbps and propagation delay = 1 ms, what is the total packet delay?</w:t>
+        <w:t>5</w:t>
+      </w:r>
+      <w:r>
+        <w:rPr>
+          <w:rFonts w:ascii="Times New Roman" w:hAnsi="Times New Roman" w:cs="Times New Roman"/>
+          <w:b/>
+          <w:sz w:val="22"/>
+        </w:rPr>
+        <w:t xml:space="preserve">. For an 800-bit packet on a link with bandwidth = 1 Mbps and propagation delay = 1 </w:t>
+      </w:r>
+      <w:proofErr w:type="spellStart"/>
+      <w:r>
+        <w:rPr>
+          <w:rFonts w:ascii="Times New Roman" w:hAnsi="Times New Roman" w:cs="Times New Roman"/>
+          <w:b/>
+          <w:sz w:val="22"/>
+        </w:rPr>
+        <w:t>ms</w:t>
+      </w:r>
+      <w:proofErr w:type="spellEnd"/>
+      <w:r>
+        <w:rPr>
+          <w:rFonts w:ascii="Times New Roman" w:hAnsi="Times New Roman" w:cs="Times New Roman"/>
+          <w:b/>
+          <w:sz w:val="22"/>
+        </w:rPr>
+        <w:t>, what is the total packet delay?</w:t>
       </w:r>
       <w:bookmarkEnd w:id="4"/>
     </w:p>
@@ -380,32 +428,68 @@
           <w:rFonts w:ascii="Times New Roman" w:hAnsi="Times New Roman" w:cs="Times New Roman"/>
           <w:sz w:val="22"/>
         </w:rPr>
-        <w:t>A) 0.0008 ms</w:t>
-      </w:r>
-      <w:r>
-        <w:rPr>
-          <w:rFonts w:ascii="Times New Roman" w:hAnsi="Times New Roman" w:cs="Times New Roman"/>
-          <w:sz w:val="22"/>
-        </w:rPr>
-        <w:br/>
-        <w:t>B) 0.8 ms</w:t>
-      </w:r>
-      <w:r>
-        <w:rPr>
-          <w:rFonts w:ascii="Times New Roman" w:hAnsi="Times New Roman" w:cs="Times New Roman"/>
-          <w:sz w:val="22"/>
-        </w:rPr>
-        <w:br/>
-        <w:t>C) 1.8 ms</w:t>
-      </w:r>
-      <w:r>
-        <w:rPr>
-          <w:rFonts w:ascii="Times New Roman" w:hAnsi="Times New Roman" w:cs="Times New Roman"/>
-          <w:sz w:val="22"/>
-        </w:rPr>
-        <w:br/>
-        <w:t>D) 1.0008 ms</w:t>
-      </w:r>
+        <w:t xml:space="preserve">A) 0.0008 </w:t>
+      </w:r>
+      <w:proofErr w:type="spellStart"/>
+      <w:r>
+        <w:rPr>
+          <w:rFonts w:ascii="Times New Roman" w:hAnsi="Times New Roman" w:cs="Times New Roman"/>
+          <w:sz w:val="22"/>
+        </w:rPr>
+        <w:t>ms</w:t>
+      </w:r>
+      <w:proofErr w:type="spellEnd"/>
+      <w:r>
+        <w:rPr>
+          <w:rFonts w:ascii="Times New Roman" w:hAnsi="Times New Roman" w:cs="Times New Roman"/>
+          <w:sz w:val="22"/>
+        </w:rPr>
+        <w:br/>
+        <w:t xml:space="preserve">B) 0.8 </w:t>
+      </w:r>
+      <w:proofErr w:type="spellStart"/>
+      <w:r>
+        <w:rPr>
+          <w:rFonts w:ascii="Times New Roman" w:hAnsi="Times New Roman" w:cs="Times New Roman"/>
+          <w:sz w:val="22"/>
+        </w:rPr>
+        <w:t>ms</w:t>
+      </w:r>
+      <w:proofErr w:type="spellEnd"/>
+      <w:r>
+        <w:rPr>
+          <w:rFonts w:ascii="Times New Roman" w:hAnsi="Times New Roman" w:cs="Times New Roman"/>
+          <w:sz w:val="22"/>
+        </w:rPr>
+        <w:br/>
+        <w:t xml:space="preserve">C) 1.8 </w:t>
+      </w:r>
+      <w:proofErr w:type="spellStart"/>
+      <w:r>
+        <w:rPr>
+          <w:rFonts w:ascii="Times New Roman" w:hAnsi="Times New Roman" w:cs="Times New Roman"/>
+          <w:sz w:val="22"/>
+        </w:rPr>
+        <w:t>ms</w:t>
+      </w:r>
+      <w:proofErr w:type="spellEnd"/>
+      <w:r>
+        <w:rPr>
+          <w:rFonts w:ascii="Times New Roman" w:hAnsi="Times New Roman" w:cs="Times New Roman"/>
+          <w:sz w:val="22"/>
+        </w:rPr>
+        <w:br/>
+        <w:t xml:space="preserve">D) 1.0008 </w:t>
+      </w:r>
+      <w:proofErr w:type="spellStart"/>
+      <w:r>
+        <w:rPr>
+          <w:rFonts w:ascii="Times New Roman" w:hAnsi="Times New Roman" w:cs="Times New Roman"/>
+          <w:sz w:val="22"/>
+        </w:rPr>
+        <w:t>ms</w:t>
+      </w:r>
+      <w:proofErr w:type="spellEnd"/>
     </w:p>
     <w:p>
       <w:pPr>
@@ -439,7 +523,15 @@
           <w:b/>
           <w:sz w:val="22"/>
         </w:rPr>
-        <w:t>6. What is transmission delay?</w:t>
+        <w:t>6</w:t>
+      </w:r>
+      <w:r>
+        <w:rPr>
+          <w:rFonts w:ascii="Times New Roman" w:hAnsi="Times New Roman" w:cs="Times New Roman"/>
+          <w:b/>
+          <w:sz w:val="22"/>
+        </w:rPr>
+        <w:t>. What is transmission delay?</w:t>
       </w:r>
       <w:bookmarkEnd w:id="5"/>
     </w:p>
@@ -464,12 +556,6 @@
           <w:sz w:val="22"/>
         </w:rPr>
         <w:br/>
-      </w:r>
-      <w:r>
-        <w:rPr>
-          <w:rFonts w:ascii="Times New Roman" w:hAnsi="Times New Roman" w:cs="Times New Roman"/>
-          <w:sz w:val="22"/>
-        </w:rPr>
         <w:t>B) The time it takes to put all bits of a packet into the link</w:t>
       </w:r>
       <w:r>
@@ -528,7 +614,15 @@
           <w:b/>
           <w:sz w:val="22"/>
         </w:rPr>
-        <w:t>7. When choosing between two links, which factor dominates for a small packet?</w:t>
+        <w:t>7</w:t>
+      </w:r>
+      <w:r>
+        <w:rPr>
+          <w:rFonts w:ascii="Times New Roman" w:hAnsi="Times New Roman" w:cs="Times New Roman"/>
+          <w:b/>
+          <w:sz w:val="22"/>
+        </w:rPr>
+        <w:t>. When choosing between two links, which factor dominates for a small packet?</w:t>
       </w:r>
       <w:bookmarkEnd w:id="6"/>
     </w:p>
@@ -553,6 +647,12 @@
           <w:sz w:val="22"/>
         </w:rPr>
         <w:br/>
+      </w:r>
+      <w:r>
+        <w:rPr>
+          <w:rFonts w:ascii="Times New Roman" w:hAnsi="Times New Roman" w:cs="Times New Roman"/>
+          <w:sz w:val="22"/>
+        </w:rPr>
         <w:t>B) Propagation delay</w:t>
       </w:r>
       <w:r>
@@ -586,7 +686,7 @@
           <w:b/>
           <w:sz w:val="22"/>
         </w:rPr>
-        <w:t>ANS:</w:t>
+        <w:t xml:space="preserve">ANS: </w:t>
       </w:r>
     </w:p>
     <w:p>
@@ -604,7 +704,15 @@
           <w:b/>
           <w:sz w:val="22"/>
         </w:rPr>
-        <w:t>8. When choosing between two links, which factor dominates for a large packet?</w:t>
+        <w:t>8</w:t>
+      </w:r>
+      <w:r>
+        <w:rPr>
+          <w:rFonts w:ascii="Times New Roman" w:hAnsi="Times New Roman" w:cs="Times New Roman"/>
+          <w:b/>
+          <w:sz w:val="22"/>
+        </w:rPr>
+        <w:t>. When choosing between two links, which factor dominates for a large packet?</w:t>
       </w:r>
       <w:bookmarkEnd w:id="7"/>
     </w:p>
@@ -636,21 +744,7 @@
           <w:rFonts w:ascii="Times New Roman" w:hAnsi="Times New Roman" w:cs="Times New Roman"/>
           <w:sz w:val="22"/>
         </w:rPr>
-        <w:t xml:space="preserve"> (which determines </w:t>
-      </w:r>
-      <w:r>
-        <w:rPr>
-          <w:rFonts w:ascii="Times New Roman" w:hAnsi="Times New Roman" w:cs="Times New Roman"/>
-          <w:sz w:val="22"/>
-        </w:rPr>
-        <w:t>transmission delay</w:t>
-      </w:r>
-      <w:r>
-        <w:rPr>
-          <w:rFonts w:ascii="Times New Roman" w:hAnsi="Times New Roman" w:cs="Times New Roman"/>
-          <w:sz w:val="22"/>
-        </w:rPr>
-        <w:t>)</w:t>
+        <w:t xml:space="preserve"> (which determines transmission delay)</w:t>
       </w:r>
       <w:r>
         <w:rPr>
@@ -701,15 +795,7 @@
           <w:b/>
           <w:sz w:val="22"/>
         </w:rPr>
-        <w:t>9</w:t>
-      </w:r>
-      <w:r>
-        <w:rPr>
-          <w:rFonts w:ascii="Times New Roman" w:hAnsi="Times New Roman" w:cs="Times New Roman"/>
-          <w:b/>
-          <w:sz w:val="22"/>
-        </w:rPr>
-        <w:t>. What is transient overload at a router?</w:t>
+        <w:t>9. What is transient overload at a router?</w:t>
       </w:r>
       <w:bookmarkEnd w:id="8"/>
     </w:p>
@@ -785,15 +871,7 @@
           <w:b/>
           <w:sz w:val="22"/>
         </w:rPr>
-        <w:t>10</w:t>
-      </w:r>
-      <w:r>
-        <w:rPr>
-          <w:rFonts w:ascii="Times New Roman" w:hAnsi="Times New Roman" w:cs="Times New Roman"/>
-          <w:b/>
-          <w:sz w:val="22"/>
-        </w:rPr>
-        <w:t>. What is the main difference between transient overload and persistent overload?</w:t>
+        <w:t>10. What is the difference between transient overload and persistent overload?</w:t>
       </w:r>
       <w:bookmarkEnd w:id="9"/>
     </w:p>
@@ -943,7 +1021,7 @@
           <w:b/>
           <w:sz w:val="22"/>
         </w:rPr>
-        <w:t>ANS:</w:t>
+        <w:t xml:space="preserve">ANS: </w:t>
       </w:r>
     </w:p>
     <w:p>
@@ -985,31 +1063,15 @@
           <w:b/>
           <w:sz w:val="22"/>
         </w:rPr>
-        <w:t>n</w:t>
-      </w:r>
-      <w:r>
-        <w:rPr>
-          <w:rFonts w:ascii="Times New Roman" w:hAnsi="Times New Roman" w:cs="Times New Roman"/>
-          <w:b/>
-          <w:sz w:val="22"/>
-        </w:rPr>
-        <w:t xml:space="preserve">ew arriving </w:t>
-      </w:r>
-      <w:r>
-        <w:rPr>
-          <w:rFonts w:ascii="Times New Roman" w:hAnsi="Times New Roman" w:cs="Times New Roman"/>
-          <w:b/>
-          <w:sz w:val="22"/>
-        </w:rPr>
-        <w:t xml:space="preserve">packet </w:t>
-      </w:r>
-      <w:r>
-        <w:rPr>
-          <w:rFonts w:ascii="Times New Roman" w:hAnsi="Times New Roman" w:cs="Times New Roman"/>
-          <w:b/>
-          <w:sz w:val="22"/>
-        </w:rPr>
-        <w:t>when the router's queue fills up?</w:t>
+        <w:t xml:space="preserve">new arriving </w:t>
+      </w:r>
+      <w:r>
+        <w:rPr>
+          <w:rFonts w:ascii="Times New Roman" w:hAnsi="Times New Roman" w:cs="Times New Roman"/>
+          <w:b/>
+          <w:sz w:val="22"/>
+        </w:rPr>
+        <w:t>packet when the router's queue fills up?</w:t>
       </w:r>
       <w:bookmarkEnd w:id="11"/>
     </w:p>
@@ -1074,15 +1136,376 @@
           <w:b/>
           <w:sz w:val="22"/>
         </w:rPr>
-        <w:t>ANS:</w:t>
-      </w:r>
-    </w:p>
-    <w:p>
-      <w:pPr>
-        <w:spacing w:after="210"/>
-        <w:rPr>
-          <w:rFonts w:ascii="Times New Roman" w:hAnsi="Times New Roman" w:cs="Times New Roman"/>
-          <w:sz w:val="22"/>
+        <w:t xml:space="preserve">ANS: </w:t>
+      </w:r>
+    </w:p>
+    <w:p>
+      <w:pPr>
+        <w:spacing w:after="210"/>
+        <w:rPr>
+          <w:rFonts w:ascii="Times New Roman" w:hAnsi="Times New Roman" w:cs="Times New Roman"/>
+          <w:b/>
+          <w:bCs/>
+          <w:sz w:val="22"/>
+        </w:rPr>
+      </w:pPr>
+      <w:r>
+        <w:rPr>
+          <w:rFonts w:ascii="Times New Roman" w:hAnsi="Times New Roman" w:cs="Times New Roman"/>
+          <w:b/>
+          <w:bCs/>
+          <w:sz w:val="22"/>
+        </w:rPr>
+        <w:t>13.</w:t>
+      </w:r>
+      <w:r>
+        <w:rPr>
+          <w:rFonts w:ascii="Times New Roman" w:hAnsi="Times New Roman" w:cs="Times New Roman"/>
+          <w:b/>
+          <w:bCs/>
+          <w:sz w:val="22"/>
+        </w:rPr>
+        <w:t xml:space="preserve"> True or false. </w:t>
+      </w:r>
+      <w:r>
+        <w:rPr>
+          <w:rFonts w:ascii="Times New Roman" w:hAnsi="Times New Roman" w:cs="Times New Roman"/>
+          <w:b/>
+          <w:bCs/>
+          <w:sz w:val="22"/>
+        </w:rPr>
+        <w:t>On a fast cross-continental link (~100Gbps), propagation delay usually dominates end-to-end packet</w:t>
+      </w:r>
+      <w:r>
+        <w:rPr>
+          <w:rFonts w:ascii="Times New Roman" w:hAnsi="Times New Roman" w:cs="Times New Roman"/>
+          <w:b/>
+          <w:bCs/>
+          <w:sz w:val="22"/>
+        </w:rPr>
+        <w:t xml:space="preserve"> </w:t>
+      </w:r>
+      <w:r>
+        <w:rPr>
+          <w:rFonts w:ascii="Times New Roman" w:hAnsi="Times New Roman" w:cs="Times New Roman"/>
+          <w:b/>
+          <w:bCs/>
+          <w:sz w:val="22"/>
+        </w:rPr>
+        <w:t>delay (Most messages are smaller than 100MB).</w:t>
+      </w:r>
+    </w:p>
+    <w:p>
+      <w:pPr>
+        <w:spacing w:after="210"/>
+        <w:rPr>
+          <w:rFonts w:ascii="Times New Roman" w:hAnsi="Times New Roman" w:cs="Times New Roman"/>
+          <w:sz w:val="22"/>
+        </w:rPr>
+      </w:pPr>
+      <w:r>
+        <w:rPr>
+          <w:rFonts w:ascii="Times New Roman" w:hAnsi="Times New Roman" w:cs="Times New Roman"/>
+          <w:b/>
+          <w:bCs/>
+          <w:sz w:val="22"/>
+        </w:rPr>
+        <w:t xml:space="preserve">ANS: </w:t>
+      </w:r>
+    </w:p>
+    <w:p>
+      <w:pPr>
+        <w:spacing w:after="210"/>
+        <w:rPr>
+          <w:rFonts w:ascii="Times New Roman" w:hAnsi="Times New Roman" w:cs="Times New Roman"/>
+          <w:sz w:val="22"/>
+        </w:rPr>
+      </w:pPr>
+      <w:r>
+        <w:rPr>
+          <w:rFonts w:ascii="Times New Roman" w:hAnsi="Times New Roman" w:cs="Times New Roman"/>
+          <w:b/>
+          <w:bCs/>
+          <w:sz w:val="22"/>
+        </w:rPr>
+        <w:t>1</w:t>
+      </w:r>
+      <w:r>
+        <w:rPr>
+          <w:rFonts w:ascii="Times New Roman" w:hAnsi="Times New Roman" w:cs="Times New Roman"/>
+          <w:b/>
+          <w:bCs/>
+          <w:sz w:val="22"/>
+        </w:rPr>
+        <w:t>4</w:t>
+      </w:r>
+      <w:r>
+        <w:rPr>
+          <w:rFonts w:ascii="Times New Roman" w:hAnsi="Times New Roman" w:cs="Times New Roman"/>
+          <w:b/>
+          <w:bCs/>
+          <w:sz w:val="22"/>
+        </w:rPr>
+        <w:t xml:space="preserve">. True or false. </w:t>
+      </w:r>
+      <w:r>
+        <w:rPr>
+          <w:rFonts w:ascii="Times New Roman" w:hAnsi="Times New Roman" w:cs="Times New Roman"/>
+          <w:sz w:val="22"/>
+        </w:rPr>
+        <w:t>On the same cross-continental link (~100Gbps), when transferring a 100GB file, propagation delay still</w:t>
+      </w:r>
+      <w:r>
+        <w:rPr>
+          <w:rFonts w:ascii="Times New Roman" w:hAnsi="Times New Roman" w:cs="Times New Roman"/>
+          <w:sz w:val="22"/>
+        </w:rPr>
+        <w:t xml:space="preserve"> </w:t>
+      </w:r>
+      <w:r>
+        <w:rPr>
+          <w:rFonts w:ascii="Times New Roman" w:hAnsi="Times New Roman" w:cs="Times New Roman"/>
+          <w:sz w:val="22"/>
+        </w:rPr>
+        <w:t>dominates end-to-end file delivery.</w:t>
+      </w:r>
+    </w:p>
+    <w:p>
+      <w:pPr>
+        <w:spacing w:after="210"/>
+        <w:rPr>
+          <w:rFonts w:ascii="Times New Roman" w:hAnsi="Times New Roman" w:cs="Times New Roman"/>
+          <w:sz w:val="22"/>
+        </w:rPr>
+      </w:pPr>
+      <w:r>
+        <w:rPr>
+          <w:rFonts w:ascii="Times New Roman" w:hAnsi="Times New Roman" w:cs="Times New Roman"/>
+          <w:b/>
+          <w:bCs/>
+          <w:sz w:val="22"/>
+        </w:rPr>
+        <w:t xml:space="preserve">ANS: </w:t>
+      </w:r>
+    </w:p>
+    <w:p>
+      <w:pPr>
+        <w:spacing w:after="210"/>
+        <w:rPr>
+          <w:rFonts w:ascii="Times New Roman" w:hAnsi="Times New Roman" w:cs="Times New Roman"/>
+          <w:sz w:val="22"/>
+        </w:rPr>
+      </w:pPr>
+      <w:r>
+        <w:rPr>
+          <w:rFonts w:ascii="Times New Roman" w:hAnsi="Times New Roman" w:cs="Times New Roman"/>
+          <w:b/>
+          <w:bCs/>
+          <w:sz w:val="22"/>
+        </w:rPr>
+        <w:t>1</w:t>
+      </w:r>
+      <w:r>
+        <w:rPr>
+          <w:rFonts w:ascii="Times New Roman" w:hAnsi="Times New Roman" w:cs="Times New Roman"/>
+          <w:b/>
+          <w:bCs/>
+          <w:sz w:val="22"/>
+        </w:rPr>
+        <w:t>5</w:t>
+      </w:r>
+      <w:r>
+        <w:rPr>
+          <w:rFonts w:ascii="Times New Roman" w:hAnsi="Times New Roman" w:cs="Times New Roman"/>
+          <w:b/>
+          <w:bCs/>
+          <w:sz w:val="22"/>
+        </w:rPr>
+        <w:t xml:space="preserve">. True or false. </w:t>
+      </w:r>
+      <w:r>
+        <w:rPr>
+          <w:rFonts w:ascii="Times New Roman" w:hAnsi="Times New Roman" w:cs="Times New Roman"/>
+          <w:sz w:val="22"/>
+        </w:rPr>
+        <w:t>C</w:t>
+      </w:r>
+      <w:r>
+        <w:rPr>
+          <w:rFonts w:ascii="Times New Roman" w:hAnsi="Times New Roman" w:cs="Times New Roman"/>
+          <w:sz w:val="22"/>
+        </w:rPr>
+        <w:t>ircuit-switching is adopted by the Internet.</w:t>
+      </w:r>
+    </w:p>
+    <w:p>
+      <w:pPr>
+        <w:spacing w:after="210"/>
+        <w:rPr>
+          <w:rFonts w:ascii="Times New Roman" w:hAnsi="Times New Roman" w:cs="Times New Roman"/>
+          <w:sz w:val="22"/>
+        </w:rPr>
+      </w:pPr>
+      <w:r>
+        <w:rPr>
+          <w:rFonts w:ascii="Times New Roman" w:hAnsi="Times New Roman" w:cs="Times New Roman"/>
+          <w:b/>
+          <w:bCs/>
+          <w:sz w:val="22"/>
+        </w:rPr>
+        <w:t xml:space="preserve">ANS: </w:t>
+      </w:r>
+    </w:p>
+    <w:p>
+      <w:pPr>
+        <w:spacing w:after="210"/>
+        <w:rPr>
+          <w:rFonts w:ascii="Times New Roman" w:hAnsi="Times New Roman" w:cs="Times New Roman"/>
+          <w:sz w:val="22"/>
+        </w:rPr>
+      </w:pPr>
+      <w:r>
+        <w:rPr>
+          <w:rFonts w:ascii="Times New Roman" w:hAnsi="Times New Roman" w:cs="Times New Roman"/>
+          <w:b/>
+          <w:bCs/>
+          <w:sz w:val="22"/>
+        </w:rPr>
+        <w:t>1</w:t>
+      </w:r>
+      <w:r>
+        <w:rPr>
+          <w:rFonts w:ascii="Times New Roman" w:hAnsi="Times New Roman" w:cs="Times New Roman"/>
+          <w:b/>
+          <w:bCs/>
+          <w:sz w:val="22"/>
+        </w:rPr>
+        <w:t>6</w:t>
+      </w:r>
+      <w:r>
+        <w:rPr>
+          <w:rFonts w:ascii="Times New Roman" w:hAnsi="Times New Roman" w:cs="Times New Roman"/>
+          <w:b/>
+          <w:bCs/>
+          <w:sz w:val="22"/>
+        </w:rPr>
+        <w:t xml:space="preserve">. True or false. </w:t>
+      </w:r>
+      <w:r>
+        <w:rPr>
+          <w:rFonts w:ascii="Times New Roman" w:hAnsi="Times New Roman" w:cs="Times New Roman"/>
+          <w:sz w:val="22"/>
+        </w:rPr>
+        <w:t>The aggregate (i.e., sum) of peaks is usually much larger than peak of aggregates in terms of bandwidth</w:t>
+      </w:r>
+      <w:r>
+        <w:rPr>
+          <w:rFonts w:ascii="Times New Roman" w:hAnsi="Times New Roman" w:cs="Times New Roman"/>
+          <w:sz w:val="22"/>
+        </w:rPr>
+        <w:t xml:space="preserve"> </w:t>
+      </w:r>
+      <w:r>
+        <w:rPr>
+          <w:rFonts w:ascii="Times New Roman" w:hAnsi="Times New Roman" w:cs="Times New Roman"/>
+          <w:sz w:val="22"/>
+        </w:rPr>
+        <w:t>usage.</w:t>
+      </w:r>
+    </w:p>
+    <w:p>
+      <w:pPr>
+        <w:spacing w:after="210"/>
+        <w:rPr>
+          <w:rFonts w:ascii="Times New Roman" w:hAnsi="Times New Roman" w:cs="Times New Roman"/>
+          <w:sz w:val="22"/>
+        </w:rPr>
+      </w:pPr>
+      <w:r>
+        <w:rPr>
+          <w:rFonts w:ascii="Times New Roman" w:hAnsi="Times New Roman" w:cs="Times New Roman"/>
+          <w:b/>
+          <w:bCs/>
+          <w:sz w:val="22"/>
+        </w:rPr>
+        <w:t xml:space="preserve">ANS: </w:t>
+      </w:r>
+    </w:p>
+    <w:p>
+      <w:pPr>
+        <w:spacing w:after="210"/>
+        <w:rPr>
+          <w:rFonts w:ascii="Times New Roman" w:hAnsi="Times New Roman" w:cs="Times New Roman"/>
+          <w:sz w:val="22"/>
+        </w:rPr>
+      </w:pPr>
+      <w:r>
+        <w:rPr>
+          <w:rFonts w:ascii="Times New Roman" w:hAnsi="Times New Roman" w:cs="Times New Roman"/>
+          <w:b/>
+          <w:bCs/>
+          <w:sz w:val="22"/>
+        </w:rPr>
+        <w:t>1</w:t>
+      </w:r>
+      <w:r>
+        <w:rPr>
+          <w:rFonts w:ascii="Times New Roman" w:hAnsi="Times New Roman" w:cs="Times New Roman"/>
+          <w:b/>
+          <w:bCs/>
+          <w:sz w:val="22"/>
+        </w:rPr>
+        <w:t>7</w:t>
+      </w:r>
+      <w:r>
+        <w:rPr>
+          <w:rFonts w:ascii="Times New Roman" w:hAnsi="Times New Roman" w:cs="Times New Roman"/>
+          <w:b/>
+          <w:bCs/>
+          <w:sz w:val="22"/>
+        </w:rPr>
+        <w:t xml:space="preserve">. True or false. </w:t>
+      </w:r>
+      <w:r>
+        <w:rPr>
+          <w:rFonts w:ascii="Times New Roman" w:hAnsi="Times New Roman" w:cs="Times New Roman"/>
+          <w:sz w:val="22"/>
+        </w:rPr>
+        <w:t>Bursty traffic (i.e., when packet arrivals are not evenly spaced in time) always leads to queuing delays.</w:t>
+      </w:r>
+      <w:r>
+        <w:rPr>
+          <w:rFonts w:ascii="Times New Roman" w:hAnsi="Times New Roman" w:cs="Times New Roman"/>
+          <w:sz w:val="22"/>
+        </w:rPr>
+        <w:t xml:space="preserve"> </w:t>
+      </w:r>
+    </w:p>
+    <w:p>
+      <w:pPr>
+        <w:spacing w:after="210"/>
+        <w:rPr>
+          <w:rFonts w:ascii="Times New Roman" w:hAnsi="Times New Roman" w:cs="Times New Roman"/>
+          <w:sz w:val="22"/>
+        </w:rPr>
+      </w:pPr>
+      <w:r>
+        <w:rPr>
+          <w:rFonts w:ascii="Times New Roman" w:hAnsi="Times New Roman" w:cs="Times New Roman"/>
+          <w:b/>
+          <w:bCs/>
+          <w:sz w:val="22"/>
+        </w:rPr>
+        <w:t xml:space="preserve">ANS: </w:t>
+      </w:r>
+    </w:p>
+    <w:p>
+      <w:pPr>
+        <w:spacing w:after="210"/>
+        <w:rPr>
+          <w:rFonts w:ascii="Times New Roman" w:hAnsi="Times New Roman" w:cs="Times New Roman"/>
+          <w:sz w:val="22"/>
+          <w:lang w:eastAsia="zh-CN"/>
         </w:rPr>
       </w:pPr>
     </w:p>
@@ -1100,7 +1523,7 @@
   <w:docDefaults>
     <w:rPrDefault>
       <w:rPr>
-        <w:rFonts w:ascii="Georgia" w:eastAsiaTheme="minorHAnsi" w:hAnsiTheme="minorHAnsi" w:cstheme="minorBidi"/>
+        <w:rFonts w:ascii="Georgia" w:eastAsiaTheme="minorEastAsia" w:hAnsiTheme="minorHAnsi" w:cstheme="minorBidi"/>
         <w:sz w:val="21"/>
         <w:szCs w:val="22"/>
         <w:lang w:val="en-US" w:eastAsia="en-US" w:bidi="ar-SA"/>
